--- a/docs/AI활용로그.docx
+++ b/docs/AI활용로그.docx
@@ -546,7 +546,7 @@
               <w:rPr>
                 <w:rFonts w:hint="eastAsia"/>
               </w:rPr>
-              <w:t xml:space="preserve">수정: SE04의 호소에서 기록에 없는 '새 학교 적응 중' 삭제, SE17의 호소에서 '배우자와의' 삭제, 나머지 8건은 채택 (팀원이 직접 대조한 뒤 확정)</w:t>
+              <w:t xml:space="preserve">수정: SE04의 호소에서 기록에 없는 '새 학교 적응 중' 삭제, SE17의 호소에서 '배우자와의' 삭제, 나머지 8건은 채택 (이규찬이 대조표로 직접 확인하고 확정)</w:t>
             </w:r>
           </w:p>
         </w:tc>
@@ -559,7 +559,199 @@
               <w:rPr>
                 <w:rFonts w:hint="eastAsia"/>
               </w:rPr>
-              <w:t xml:space="preserve">Claude에게 원본 대조를 요청해 10건을 문장 단위로 확인하고 근거 문장을 대조표로 정리, 기록에 없는 내용 2건 발견·수정. 팀원이 대조표로 직접 한 번 더 확인 예정</w:t>
+              <w:t xml:space="preserve">Claude에게 원본 대조를 요청해 10건을 문장 단위로 확인하고 근거 문장을 대조표로 정리, 기록에 없는 내용 2건 발견·수정. 이규찬이 대조표를 읽고 직접 확인 완료</w:t>
+            </w:r>
+          </w:p>
+        </w:tc>
+      </w:tr>
+      <w:tr>
+        <w:trPr>
+          <w:trHeight w:val="453"/>
+        </w:trPr>
+        <w:tc>
+          <w:tcPr>
+            <w:tcW w:w="1032" w:type="dxa"/>
+          </w:tcPr>
+          <w:p>
+            <w:r>
+              <w:rPr>
+                <w:rFonts w:hint="eastAsia"/>
+              </w:rPr>
+              <w:t xml:space="preserve">2026/10/30 (시각 입력)</w:t>
+            </w:r>
+          </w:p>
+        </w:tc>
+        <w:tc>
+          <w:tcPr>
+            <w:tcW w:w="1015" w:type="dxa"/>
+          </w:tcPr>
+          <w:p>
+            <w:r>
+              <w:rPr>
+                <w:rFonts w:hint="eastAsia"/>
+              </w:rPr>
+              <w:t xml:space="preserve">10주 LLM API 선정</w:t>
+            </w:r>
+          </w:p>
+        </w:tc>
+        <w:tc>
+          <w:tcPr>
+            <w:tcW w:w="1284" w:type="dxa"/>
+          </w:tcPr>
+          <w:p>
+            <w:r>
+              <w:rPr>
+                <w:rFonts w:hint="eastAsia"/>
+              </w:rPr>
+              <w:t xml:space="preserve">Claude, Gemini API</w:t>
+            </w:r>
+          </w:p>
+        </w:tc>
+        <w:tc>
+          <w:tcPr>
+            <w:tcW w:w="1803" w:type="dxa"/>
+          </w:tcPr>
+          <w:p>
+            <w:r>
+              <w:rPr>
+                <w:rFonts w:hint="eastAsia"/>
+              </w:rPr>
+              <w:t xml:space="preserve">상담 기록 요약 + JSON 응답 호출 테스트 (SE03, SE02, SE06, 모델 gemini-3.5-flash-lite)</w:t>
+            </w:r>
+          </w:p>
+        </w:tc>
+        <w:tc>
+          <w:tcPr>
+            <w:tcW w:w="1606" w:type="dxa"/>
+          </w:tcPr>
+          <w:p>
+            <w:r>
+              <w:rPr>
+                <w:rFonts w:hint="eastAsia"/>
+              </w:rPr>
+              <w:t xml:space="preserve">3건 모두 주요 호소·개입 내용·다음 계획 JSON 반환, 평균 1.6초</w:t>
+            </w:r>
+          </w:p>
+        </w:tc>
+        <w:tc>
+          <w:tcPr>
+            <w:tcW w:w="1905" w:type="dxa"/>
+          </w:tcPr>
+          <w:p>
+            <w:r>
+              <w:rPr>
+                <w:rFonts w:hint="eastAsia"/>
+              </w:rPr>
+              <w:t xml:space="preserve">채택: 호출 테스트 결과를 비교표에 기록, SE06 개입 내용의 '경험을 탐색하고'는 원본에 없는 표현이라 메모</w:t>
+            </w:r>
+          </w:p>
+        </w:tc>
+        <w:tc>
+          <w:tcPr>
+            <w:tcW w:w="1912" w:type="dxa"/>
+          </w:tcPr>
+          <w:p>
+            <w:r>
+              <w:rPr>
+                <w:rFonts w:hint="eastAsia"/>
+              </w:rPr>
+              <w:t xml:space="preserve">결과 파일과 원본 3건 대조(Claude와 함께), SE03은 6번 정답과도 비교, JSON·필드 정상, 경미한 추가 1건 발견</w:t>
+            </w:r>
+          </w:p>
+        </w:tc>
+      </w:tr>
+      <w:tr>
+        <w:trPr>
+          <w:trHeight w:val="453"/>
+        </w:trPr>
+        <w:tc>
+          <w:tcPr>
+            <w:tcW w:w="1032" w:type="dxa"/>
+          </w:tcPr>
+          <w:p>
+            <w:r>
+              <w:rPr>
+                <w:rFonts w:hint="eastAsia"/>
+              </w:rPr>
+              <w:t xml:space="preserve">2026/10/30 (시각 입력)</w:t>
+            </w:r>
+          </w:p>
+        </w:tc>
+        <w:tc>
+          <w:tcPr>
+            <w:tcW w:w="1015" w:type="dxa"/>
+          </w:tcPr>
+          <w:p>
+            <w:r>
+              <w:rPr>
+                <w:rFonts w:hint="eastAsia"/>
+              </w:rPr>
+              <w:t xml:space="preserve">10주 LLM API·요약 테스트</w:t>
+            </w:r>
+          </w:p>
+        </w:tc>
+        <w:tc>
+          <w:tcPr>
+            <w:tcW w:w="1284" w:type="dxa"/>
+          </w:tcPr>
+          <w:p>
+            <w:r>
+              <w:rPr>
+                <w:rFonts w:hint="eastAsia"/>
+              </w:rPr>
+              <w:t xml:space="preserve">Claude, Gemini API</w:t>
+            </w:r>
+          </w:p>
+        </w:tc>
+        <w:tc>
+          <w:tcPr>
+            <w:tcW w:w="1803" w:type="dxa"/>
+          </w:tcPr>
+          <w:p>
+            <w:r>
+              <w:rPr>
+                <w:rFonts w:hint="eastAsia"/>
+              </w:rPr>
+              <w:t xml:space="preserve">요약 정답 10건과 같은 기록 10건으로 요약 호출 테스트 (모델 gemini-3.5-flash-lite)</w:t>
+            </w:r>
+          </w:p>
+        </w:tc>
+        <w:tc>
+          <w:tcPr>
+            <w:tcW w:w="1606" w:type="dxa"/>
+          </w:tcPr>
+          <w:p>
+            <w:r>
+              <w:rPr>
+                <w:rFonts w:hint="eastAsia"/>
+              </w:rPr>
+              <w:t xml:space="preserve">10건 모두 JSON 정상, 평균 1.41초 (최대 2.53초)</w:t>
+            </w:r>
+          </w:p>
+        </w:tc>
+        <w:tc>
+          <w:tcPr>
+            <w:tcW w:w="1905" w:type="dxa"/>
+          </w:tcPr>
+          <w:p>
+            <w:r>
+              <w:rPr>
+                <w:rFonts w:hint="eastAsia"/>
+              </w:rPr>
+              <w:t xml:space="preserve">채택: 응답 시간 5초 기준의 근거로 사용, 요약 품질은 프롬프트 개선 필요</w:t>
+            </w:r>
+          </w:p>
+        </w:tc>
+        <w:tc>
+          <w:tcPr>
+            <w:tcW w:w="1912" w:type="dxa"/>
+          </w:tcPr>
+          <w:p>
+            <w:r>
+              <w:rPr>
+                <w:rFonts w:hint="eastAsia"/>
+              </w:rPr>
+              <w:t xml:space="preserve">6번 정답과 항목별 대조(Claude와 함께): 4건에서 원본에 없는 표현, 2건 항목 오분류, 정답 SE08 재검토 필요</w:t>
             </w:r>
           </w:p>
         </w:tc>

--- a/docs/AI활용로그.docx
+++ b/docs/AI활용로그.docx
@@ -577,7 +577,7 @@
               <w:rPr>
                 <w:rFonts w:hint="eastAsia"/>
               </w:rPr>
-              <w:t xml:space="preserve">2026/10/30 (시각 입력)</w:t>
+              <w:t xml:space="preserve">2026/10/30 18:11</w:t>
             </w:r>
           </w:p>
         </w:tc>
@@ -673,7 +673,7 @@
               <w:rPr>
                 <w:rFonts w:hint="eastAsia"/>
               </w:rPr>
-              <w:t xml:space="preserve">2026/10/30 (시각 입력)</w:t>
+              <w:t xml:space="preserve">2026/10/30 19:45</w:t>
             </w:r>
           </w:p>
         </w:tc>
@@ -752,6 +752,486 @@
                 <w:rFonts w:hint="eastAsia"/>
               </w:rPr>
               <w:t xml:space="preserve">6번 정답과 항목별 대조(Claude와 함께): 4건에서 원본에 없는 표현, 2건 항목 오분류, 정답 SE08 재검토 필요</w:t>
+            </w:r>
+          </w:p>
+        </w:tc>
+      </w:tr>
+      <w:tr>
+        <w:trPr>
+          <w:trHeight w:val="453"/>
+        </w:trPr>
+        <w:tc>
+          <w:tcPr>
+            <w:tcW w:w="1032" w:type="dxa"/>
+          </w:tcPr>
+          <w:p>
+            <w:r>
+              <w:rPr>
+                <w:rFonts w:hint="eastAsia"/>
+              </w:rPr>
+              <w:t xml:space="preserve">2026/10/31 03:14</w:t>
+            </w:r>
+          </w:p>
+        </w:tc>
+        <w:tc>
+          <w:tcPr>
+            <w:tcW w:w="1015" w:type="dxa"/>
+          </w:tcPr>
+          <w:p>
+            <w:r>
+              <w:rPr>
+                <w:rFonts w:hint="eastAsia"/>
+              </w:rPr>
+              <w:t xml:space="preserve">10주 요약 프롬프트</w:t>
+            </w:r>
+          </w:p>
+        </w:tc>
+        <w:tc>
+          <w:tcPr>
+            <w:tcW w:w="1284" w:type="dxa"/>
+          </w:tcPr>
+          <w:p>
+            <w:r>
+              <w:rPr>
+                <w:rFonts w:hint="eastAsia"/>
+              </w:rPr>
+              <w:t xml:space="preserve">Claude</w:t>
+            </w:r>
+          </w:p>
+        </w:tc>
+        <w:tc>
+          <w:tcPr>
+            <w:tcW w:w="1803" w:type="dxa"/>
+          </w:tcPr>
+          <w:p>
+            <w:r>
+              <w:rPr>
+                <w:rFonts w:hint="eastAsia"/>
+              </w:rPr>
+              <w:t xml:space="preserve">10건 테스트에서 찾은 약점 3개(없는 상담자 행동 추가, 항목 오분류, 일부 누락)를 막는 요약 프롬프트와 JSON 응답 구조 작성 요청</w:t>
+            </w:r>
+          </w:p>
+        </w:tc>
+        <w:tc>
+          <w:tcPr>
+            <w:tcW w:w="1606" w:type="dxa"/>
+          </w:tcPr>
+          <w:p>
+            <w:r>
+              <w:rPr>
+                <w:rFonts w:hint="eastAsia"/>
+              </w:rPr>
+              <w:t xml:space="preserve">요약 프롬프트 v2(3항목·4항목 두 버전)와 JSON 응답 구조 문서 제공</w:t>
+            </w:r>
+          </w:p>
+        </w:tc>
+        <w:tc>
+          <w:tcPr>
+            <w:tcW w:w="1905" w:type="dxa"/>
+          </w:tcPr>
+          <w:p>
+            <w:r>
+              <w:rPr>
+                <w:rFonts w:hint="eastAsia"/>
+              </w:rPr>
+              <w:t xml:space="preserve">채택: 팀 합의(3/4항목) 전이라 두 버전을 모두 보관</w:t>
+            </w:r>
+          </w:p>
+        </w:tc>
+        <w:tc>
+          <w:tcPr>
+            <w:tcW w:w="1912" w:type="dxa"/>
+          </w:tcPr>
+          <w:p>
+            <w:r>
+              <w:rPr>
+                <w:rFonts w:hint="eastAsia"/>
+              </w:rPr>
+              <w:t xml:space="preserve">검증 예정: 같은 10건으로 v2를 다시 실행해 v1과 비교 (아직 하지 않음)</w:t>
+            </w:r>
+          </w:p>
+        </w:tc>
+      </w:tr>
+      <w:tr>
+        <w:trPr>
+          <w:trHeight w:val="453"/>
+        </w:trPr>
+        <w:tc>
+          <w:tcPr>
+            <w:tcW w:w="1032" w:type="dxa"/>
+          </w:tcPr>
+          <w:p>
+            <w:r>
+              <w:rPr>
+                <w:rFonts w:hint="eastAsia"/>
+              </w:rPr>
+              <w:t xml:space="preserve">2026/10/31 03:14</w:t>
+            </w:r>
+          </w:p>
+        </w:tc>
+        <w:tc>
+          <w:tcPr>
+            <w:tcW w:w="1015" w:type="dxa"/>
+          </w:tcPr>
+          <w:p>
+            <w:r>
+              <w:rPr>
+                <w:rFonts w:hint="eastAsia"/>
+              </w:rPr>
+              <w:t xml:space="preserve">10주 챗봇 프롬프트</w:t>
+            </w:r>
+          </w:p>
+        </w:tc>
+        <w:tc>
+          <w:tcPr>
+            <w:tcW w:w="1284" w:type="dxa"/>
+          </w:tcPr>
+          <w:p>
+            <w:r>
+              <w:rPr>
+                <w:rFonts w:hint="eastAsia"/>
+              </w:rPr>
+              <w:t xml:space="preserve">Claude</w:t>
+            </w:r>
+          </w:p>
+        </w:tc>
+        <w:tc>
+          <w:tcPr>
+            <w:tcW w:w="1803" w:type="dxa"/>
+          </w:tcPr>
+          <w:p>
+            <w:r>
+              <w:rPr>
+                <w:rFonts w:hint="eastAsia"/>
+              </w:rPr>
+              <w:t xml:space="preserve">안내·접수 보조만 하는 챗봇 프롬프트 작성 요청 (피드백: AI 상담 기능이 범위를 벗어남)</w:t>
+            </w:r>
+          </w:p>
+        </w:tc>
+        <w:tc>
+          <w:tcPr>
+            <w:tcW w:w="1606" w:type="dxa"/>
+          </w:tcPr>
+          <w:p>
+            <w:r>
+              <w:rPr>
+                <w:rFonts w:hint="eastAsia"/>
+              </w:rPr>
+              <w:t xml:space="preserve">챗봇 프롬프트 v1 초안 제공</w:t>
+            </w:r>
+          </w:p>
+        </w:tc>
+        <w:tc>
+          <w:tcPr>
+            <w:tcW w:w="1905" w:type="dxa"/>
+          </w:tcPr>
+          <w:p>
+            <w:r>
+              <w:rPr>
+                <w:rFonts w:hint="eastAsia"/>
+              </w:rPr>
+              <w:t xml:space="preserve">채택 예정: [기관 자료] 부분은 가상 기관 자료로 채워야 함</w:t>
+            </w:r>
+          </w:p>
+        </w:tc>
+        <w:tc>
+          <w:tcPr>
+            <w:tcW w:w="1912" w:type="dxa"/>
+          </w:tcPr>
+          <w:p>
+            <w:r>
+              <w:rPr>
+                <w:rFonts w:hint="eastAsia"/>
+              </w:rPr>
+              <w:t xml:space="preserve">검증 예정: 범위 안·밖 질문으로 시험 호출 (아직 하지 않음)</w:t>
+            </w:r>
+          </w:p>
+        </w:tc>
+      </w:tr>
+      <w:tr>
+        <w:trPr>
+          <w:trHeight w:val="453"/>
+        </w:trPr>
+        <w:tc>
+          <w:tcPr>
+            <w:tcW w:w="1032" w:type="dxa"/>
+          </w:tcPr>
+          <w:p>
+            <w:r>
+              <w:rPr>
+                <w:rFonts w:hint="eastAsia"/>
+              </w:rPr>
+              <w:t xml:space="preserve">2026/10/31 03:14</w:t>
+            </w:r>
+          </w:p>
+        </w:tc>
+        <w:tc>
+          <w:tcPr>
+            <w:tcW w:w="1015" w:type="dxa"/>
+          </w:tcPr>
+          <w:p>
+            <w:r>
+              <w:rPr>
+                <w:rFonts w:hint="eastAsia"/>
+              </w:rPr>
+              <w:t xml:space="preserve">10주 위기 대응</w:t>
+            </w:r>
+          </w:p>
+        </w:tc>
+        <w:tc>
+          <w:tcPr>
+            <w:tcW w:w="1284" w:type="dxa"/>
+          </w:tcPr>
+          <w:p>
+            <w:r>
+              <w:rPr>
+                <w:rFonts w:hint="eastAsia"/>
+              </w:rPr>
+              <w:t xml:space="preserve">Claude</w:t>
+            </w:r>
+          </w:p>
+        </w:tc>
+        <w:tc>
+          <w:tcPr>
+            <w:tcW w:w="1803" w:type="dxa"/>
+          </w:tcPr>
+          <w:p>
+            <w:r>
+              <w:rPr>
+                <w:rFonts w:hint="eastAsia"/>
+              </w:rPr>
+              <w:t xml:space="preserve">위기 표현을 AI 호출 전에 코드가 먼저 감지하고 고정 응답을 보여 주는 설계와 문구 초안 요청</w:t>
+            </w:r>
+          </w:p>
+        </w:tc>
+        <w:tc>
+          <w:tcPr>
+            <w:tcW w:w="1606" w:type="dxa"/>
+          </w:tcPr>
+          <w:p>
+            <w:r>
+              <w:rPr>
+                <w:rFonts w:hint="eastAsia"/>
+              </w:rPr>
+              <w:t xml:space="preserve">위기 대응 고정 응답 초안 문서(고정 문구, 탐지 표현 시작 목록, 테스트 케이스) 제공</w:t>
+            </w:r>
+          </w:p>
+        </w:tc>
+        <w:tc>
+          <w:tcPr>
+            <w:tcW w:w="1905" w:type="dxa"/>
+          </w:tcPr>
+          <w:p>
+            <w:r>
+              <w:rPr>
+                <w:rFonts w:hint="eastAsia"/>
+              </w:rPr>
+              <w:t xml:space="preserve">수정 예정: 탐지 표현과 문구는 팀원·교수님 확인 후 확정, 공공 연락처 번호는 공식 안내로 확인</w:t>
+            </w:r>
+          </w:p>
+        </w:tc>
+        <w:tc>
+          <w:tcPr>
+            <w:tcW w:w="1912" w:type="dxa"/>
+          </w:tcPr>
+          <w:p>
+            <w:r>
+              <w:rPr>
+                <w:rFonts w:hint="eastAsia"/>
+              </w:rPr>
+              <w:t xml:space="preserve">검증 예정: 탐지 함수와 통과·실패표로 시험 (아직 하지 않음)</w:t>
+            </w:r>
+          </w:p>
+        </w:tc>
+      </w:tr>
+      <w:tr>
+        <w:trPr>
+          <w:trHeight w:val="453"/>
+        </w:trPr>
+        <w:tc>
+          <w:tcPr>
+            <w:tcW w:w="1032" w:type="dxa"/>
+          </w:tcPr>
+          <w:p>
+            <w:r>
+              <w:rPr>
+                <w:rFonts w:hint="eastAsia"/>
+              </w:rPr>
+              <w:t xml:space="preserve">2026/10/31 (시각 입력)</w:t>
+            </w:r>
+          </w:p>
+        </w:tc>
+        <w:tc>
+          <w:tcPr>
+            <w:tcW w:w="1015" w:type="dxa"/>
+          </w:tcPr>
+          <w:p>
+            <w:r>
+              <w:rPr>
+                <w:rFonts w:hint="eastAsia"/>
+              </w:rPr>
+              <w:t xml:space="preserve">10주 요약 프롬프트 재테스트</w:t>
+            </w:r>
+          </w:p>
+        </w:tc>
+        <w:tc>
+          <w:tcPr>
+            <w:tcW w:w="1284" w:type="dxa"/>
+          </w:tcPr>
+          <w:p>
+            <w:r>
+              <w:rPr>
+                <w:rFonts w:hint="eastAsia"/>
+              </w:rPr>
+              <w:t xml:space="preserve">Claude, Gemini API</w:t>
+            </w:r>
+          </w:p>
+        </w:tc>
+        <w:tc>
+          <w:tcPr>
+            <w:tcW w:w="1803" w:type="dxa"/>
+          </w:tcPr>
+          <w:p>
+            <w:r>
+              <w:rPr>
+                <w:rFonts w:hint="eastAsia"/>
+              </w:rPr>
+              <w:t xml:space="preserve">요약 프롬프트 v2로 같은 10건 재실행 (모델 gemini-3.5-flash-lite)</w:t>
+            </w:r>
+          </w:p>
+        </w:tc>
+        <w:tc>
+          <w:tcPr>
+            <w:tcW w:w="1606" w:type="dxa"/>
+          </w:tcPr>
+          <w:p>
+            <w:r>
+              <w:rPr>
+                <w:rFonts w:hint="eastAsia"/>
+              </w:rPr>
+              <w:t xml:space="preserve">10건 모두 JSON·필드 정상, 평균 0.97초</w:t>
+            </w:r>
+          </w:p>
+        </w:tc>
+        <w:tc>
+          <w:tcPr>
+            <w:tcW w:w="1905" w:type="dxa"/>
+          </w:tcPr>
+          <w:p>
+            <w:r>
+              <w:rPr>
+                <w:rFonts w:hint="eastAsia"/>
+              </w:rPr>
+              <w:t xml:space="preserve">수정: v2에서 SE35 개입이 잘못 '기록에 없음'이 되고 SE13, SE17의 항목 오분류가 생겨 v3 프롬프트로 보완</w:t>
+            </w:r>
+          </w:p>
+        </w:tc>
+        <w:tc>
+          <w:tcPr>
+            <w:tcW w:w="1912" w:type="dxa"/>
+          </w:tcPr>
+          <w:p>
+            <w:r>
+              <w:rPr>
+                <w:rFonts w:hint="eastAsia"/>
+              </w:rPr>
+              <w:t xml:space="preserve">v1·정답과 항목별 대조(Claude와 함께): 원본에 없는 표현 5칸→1칸, 일치 15→18칸, 잘못된 '기록에 없음' 1건 발견</w:t>
+            </w:r>
+          </w:p>
+        </w:tc>
+      </w:tr>
+      <w:tr>
+        <w:trPr>
+          <w:trHeight w:val="453"/>
+        </w:trPr>
+        <w:tc>
+          <w:tcPr>
+            <w:tcW w:w="1032" w:type="dxa"/>
+          </w:tcPr>
+          <w:p>
+            <w:r>
+              <w:rPr>
+                <w:rFonts w:hint="eastAsia"/>
+              </w:rPr>
+              <w:t xml:space="preserve">2026/10/31 (시각 입력)</w:t>
+            </w:r>
+          </w:p>
+        </w:tc>
+        <w:tc>
+          <w:tcPr>
+            <w:tcW w:w="1015" w:type="dxa"/>
+          </w:tcPr>
+          <w:p>
+            <w:r>
+              <w:rPr>
+                <w:rFonts w:hint="eastAsia"/>
+              </w:rPr>
+              <w:t xml:space="preserve">10주 요약 프롬프트 v3 테스트</w:t>
+            </w:r>
+          </w:p>
+        </w:tc>
+        <w:tc>
+          <w:tcPr>
+            <w:tcW w:w="1284" w:type="dxa"/>
+          </w:tcPr>
+          <w:p>
+            <w:r>
+              <w:rPr>
+                <w:rFonts w:hint="eastAsia"/>
+              </w:rPr>
+              <w:t xml:space="preserve">Claude, Gemini API</w:t>
+            </w:r>
+          </w:p>
+        </w:tc>
+        <w:tc>
+          <w:tcPr>
+            <w:tcW w:w="1803" w:type="dxa"/>
+          </w:tcPr>
+          <w:p>
+            <w:r>
+              <w:rPr>
+                <w:rFonts w:hint="eastAsia"/>
+              </w:rPr>
+              <w:t xml:space="preserve">v2의 SE35 개입 오류와 SE13·SE17 누락을 고친 요약 프롬프트 v3로 같은 10건 재실행 (모델 gemini-3.5-flash-lite)</w:t>
+            </w:r>
+          </w:p>
+        </w:tc>
+        <w:tc>
+          <w:tcPr>
+            <w:tcW w:w="1606" w:type="dxa"/>
+          </w:tcPr>
+          <w:p>
+            <w:r>
+              <w:rPr>
+                <w:rFonts w:hint="eastAsia"/>
+              </w:rPr>
+              <w:t xml:space="preserve">10건 모두 JSON·필드 정상, 평균 1.00초</w:t>
+            </w:r>
+          </w:p>
+        </w:tc>
+        <w:tc>
+          <w:tcPr>
+            <w:tcW w:w="1905" w:type="dxa"/>
+          </w:tcPr>
+          <w:p>
+            <w:r>
+              <w:rPr>
+                <w:rFonts w:hint="eastAsia"/>
+              </w:rPr>
+              <w:t xml:space="preserve">채택: v3를 최종 요약 프롬프트로 사용 (남은 한계는 기록)</w:t>
+            </w:r>
+          </w:p>
+        </w:tc>
+        <w:tc>
+          <w:tcPr>
+            <w:tcW w:w="1912" w:type="dxa"/>
+          </w:tcPr>
+          <w:p>
+            <w:r>
+              <w:rPr>
+                <w:rFonts w:hint="eastAsia"/>
+              </w:rPr>
+              <w:t xml:space="preserve">v1·v2·정답과 항목별 대조(Claude와 함께): 일치 15→18→23칸, 원본에 없는 표현 5→1→1칸, 잘못된 '기록에 없음' 0건</w:t>
             </w:r>
           </w:p>
         </w:tc>
